--- a/LAB3/Lab3_CNPM2_1150080139_HUYNHMINHKHOA.docx
+++ b/LAB3/Lab3_CNPM2_1150080139_HUYNHMINHKHOA.docx
@@ -162,13 +162,16 @@
         </w:rPr>
         <w:t xml:space="preserve"> </w:t>
       </w:r>
-      <w:r>
-        <w:rPr>
-          <w:sz w:val="32"/>
-          <w:szCs w:val="32"/>
-        </w:rPr>
-        <w:t>https://youtu.be/69Cs6_w7cWQ</w:t>
-      </w:r>
+      <w:hyperlink r:id="rId5" w:history="1">
+        <w:r>
+          <w:rPr>
+            <w:rStyle w:val="Hyperlink"/>
+            <w:sz w:val="32"/>
+            <w:szCs w:val="32"/>
+          </w:rPr>
+          <w:t>https://youtu.be/69Cs6_w7cWQ</w:t>
+        </w:r>
+      </w:hyperlink>
     </w:p>
     <w:p>
       <w:pPr>
@@ -224,7 +227,7 @@
                     <pic:cNvPicPr/>
                   </pic:nvPicPr>
                   <pic:blipFill>
-                    <a:blip r:embed="rId5"/>
+                    <a:blip r:embed="rId6"/>
                     <a:stretch>
                       <a:fillRect/>
                     </a:stretch>
@@ -292,7 +295,7 @@
                     <pic:cNvPicPr/>
                   </pic:nvPicPr>
                   <pic:blipFill>
-                    <a:blip r:embed="rId6"/>
+                    <a:blip r:embed="rId7"/>
                     <a:stretch>
                       <a:fillRect/>
                     </a:stretch>
@@ -351,7 +354,7 @@
                     <pic:cNvPicPr/>
                   </pic:nvPicPr>
                   <pic:blipFill>
-                    <a:blip r:embed="rId7"/>
+                    <a:blip r:embed="rId8"/>
                     <a:stretch>
                       <a:fillRect/>
                     </a:stretch>
@@ -411,7 +414,7 @@
                     <pic:cNvPicPr/>
                   </pic:nvPicPr>
                   <pic:blipFill>
-                    <a:blip r:embed="rId8"/>
+                    <a:blip r:embed="rId9"/>
                     <a:stretch>
                       <a:fillRect/>
                     </a:stretch>
@@ -485,7 +488,7 @@
                     <pic:cNvPicPr/>
                   </pic:nvPicPr>
                   <pic:blipFill>
-                    <a:blip r:embed="rId9"/>
+                    <a:blip r:embed="rId10"/>
                     <a:stretch>
                       <a:fillRect/>
                     </a:stretch>
@@ -550,7 +553,7 @@
                     <pic:cNvPicPr/>
                   </pic:nvPicPr>
                   <pic:blipFill>
-                    <a:blip r:embed="rId10"/>
+                    <a:blip r:embed="rId11"/>
                     <a:stretch>
                       <a:fillRect/>
                     </a:stretch>
@@ -615,7 +618,7 @@
                     <pic:cNvPicPr/>
                   </pic:nvPicPr>
                   <pic:blipFill>
-                    <a:blip r:embed="rId11"/>
+                    <a:blip r:embed="rId12"/>
                     <a:stretch>
                       <a:fillRect/>
                     </a:stretch>
@@ -680,7 +683,7 @@
                     <pic:cNvPicPr/>
                   </pic:nvPicPr>
                   <pic:blipFill>
-                    <a:blip r:embed="rId12"/>
+                    <a:blip r:embed="rId13"/>
                     <a:stretch>
                       <a:fillRect/>
                     </a:stretch>
@@ -756,7 +759,7 @@
                     <pic:cNvPicPr/>
                   </pic:nvPicPr>
                   <pic:blipFill>
-                    <a:blip r:embed="rId13"/>
+                    <a:blip r:embed="rId14"/>
                     <a:stretch>
                       <a:fillRect/>
                     </a:stretch>
@@ -806,7 +809,7 @@
                     <pic:cNvPicPr/>
                   </pic:nvPicPr>
                   <pic:blipFill>
-                    <a:blip r:embed="rId14"/>
+                    <a:blip r:embed="rId15"/>
                     <a:stretch>
                       <a:fillRect/>
                     </a:stretch>
@@ -856,7 +859,7 @@
                     <pic:cNvPicPr/>
                   </pic:nvPicPr>
                   <pic:blipFill>
-                    <a:blip r:embed="rId15"/>
+                    <a:blip r:embed="rId16"/>
                     <a:stretch>
                       <a:fillRect/>
                     </a:stretch>
@@ -905,7 +908,7 @@
                     <pic:cNvPicPr/>
                   </pic:nvPicPr>
                   <pic:blipFill>
-                    <a:blip r:embed="rId16"/>
+                    <a:blip r:embed="rId17"/>
                     <a:stretch>
                       <a:fillRect/>
                     </a:stretch>
@@ -1034,7 +1037,7 @@
                     <pic:cNvPicPr/>
                   </pic:nvPicPr>
                   <pic:blipFill>
-                    <a:blip r:embed="rId17"/>
+                    <a:blip r:embed="rId18"/>
                     <a:stretch>
                       <a:fillRect/>
                     </a:stretch>
@@ -1099,7 +1102,7 @@
                     <pic:cNvPicPr/>
                   </pic:nvPicPr>
                   <pic:blipFill>
-                    <a:blip r:embed="rId18"/>
+                    <a:blip r:embed="rId19"/>
                     <a:stretch>
                       <a:fillRect/>
                     </a:stretch>
@@ -1151,7 +1154,7 @@
                     </pic:cNvPicPr>
                   </pic:nvPicPr>
                   <pic:blipFill>
-                    <a:blip r:embed="rId19">
+                    <a:blip r:embed="rId20">
                       <a:extLst>
                         <a:ext uri="{28A0092B-C50C-407E-A947-70E740481C1C}">
                           <a14:useLocalDpi xmlns:a14="http://schemas.microsoft.com/office/drawing/2010/main" val="0"/>
@@ -1227,7 +1230,7 @@
                     <pic:cNvPicPr/>
                   </pic:nvPicPr>
                   <pic:blipFill>
-                    <a:blip r:embed="rId20"/>
+                    <a:blip r:embed="rId21"/>
                     <a:stretch>
                       <a:fillRect/>
                     </a:stretch>
@@ -1277,7 +1280,7 @@
                     <pic:cNvPicPr/>
                   </pic:nvPicPr>
                   <pic:blipFill>
-                    <a:blip r:embed="rId21"/>
+                    <a:blip r:embed="rId22"/>
                     <a:stretch>
                       <a:fillRect/>
                     </a:stretch>
@@ -7446,6 +7449,29 @@
       </w:tblBorders>
     </w:tblPr>
   </w:style>
+  <w:style w:type="character" w:styleId="Hyperlink">
+    <w:name w:val="Hyperlink"/>
+    <w:basedOn w:val="DefaultParagraphFont"/>
+    <w:uiPriority w:val="99"/>
+    <w:unhideWhenUsed/>
+    <w:rsid w:val="006165A4"/>
+    <w:rPr>
+      <w:color w:val="467886" w:themeColor="hyperlink"/>
+      <w:u w:val="single"/>
+    </w:rPr>
+  </w:style>
+  <w:style w:type="character" w:styleId="UnresolvedMention">
+    <w:name w:val="Unresolved Mention"/>
+    <w:basedOn w:val="DefaultParagraphFont"/>
+    <w:uiPriority w:val="99"/>
+    <w:semiHidden/>
+    <w:unhideWhenUsed/>
+    <w:rsid w:val="006165A4"/>
+    <w:rPr>
+      <w:color w:val="605E5C"/>
+      <w:shd w:val="clear" w:color="auto" w:fill="E1DFDD"/>
+    </w:rPr>
+  </w:style>
 </w:styles>
 </file>
 
